--- a/docs/Task2-Testing.docx
+++ b/docs/Task2-Testing.docx
@@ -14,22 +14,7 @@
           <w:sz w:val="36"/>
           <w:szCs w:val="36"/>
         </w:rPr>
-        <w:t xml:space="preserve">Task 2 – Testing (Automated testing)</w:t>
-      </w:r>
-    </w:p>
-    <w:p>
-      <w:pPr>
-        <w:spacing w:after="80"/>
-      </w:pPr>
-      <w:r>
-        <w:rPr>
-          <w:b/>
-          <w:bCs/>
-        </w:rPr>
-        <w:t xml:space="preserve">Module task: </w:t>
-      </w:r>
-      <w:r>
-        <w:t xml:space="preserve">Task 2 – Testing and discussion</w:t>
+        <w:t xml:space="preserve">Task 2 – Testing (50%)</w:t>
       </w:r>
     </w:p>
     <w:p>
@@ -44,7 +29,22 @@
         <w:t xml:space="preserve">Application: </w:t>
       </w:r>
       <w:r>
-        <w:t xml:space="preserve">Taskflow (Next.js client-side SPA + Laravel server-side API)</w:t>
+        <w:t xml:space="preserve">Taskflow (Next.js SPA + Laravel API)</w:t>
+      </w:r>
+    </w:p>
+    <w:p>
+      <w:pPr>
+        <w:spacing w:after="80"/>
+      </w:pPr>
+      <w:r>
+        <w:rPr>
+          <w:b/>
+          <w:bCs/>
+        </w:rPr>
+        <w:t xml:space="preserve">Section: </w:t>
+      </w:r>
+      <w:r>
+        <w:t xml:space="preserve">Automated testing + API testing approach</w:t>
       </w:r>
     </w:p>
     <w:p>
@@ -76,7 +76,7 @@
         <w:spacing w:after="180" w:before="0"/>
       </w:pPr>
       <w:r>
-        <w:t xml:space="preserve">This section describes the automated testing performed for the Taskflow application. Taskflow is implemented as a single page application (SPA) using Next.js/React on the client, and a Laravel REST-style API on the server. In line with techniques taught in class, testing is approached as a pyramid: fast automated checks closest to the code (unit and feature tests), supported by a smaller number of end‑to‑end checks. The goal is to reduce regression risk while keeping feedback cycles short.</w:t>
+        <w:t xml:space="preserve">This section summarises the testing performed for the completed Taskflow application. Taskflow is developed as a single page application (SPA) using Next.js/React on the client and a Laravel server-side API that provides authentication and CRUD operations for tasks and categories. Testing followed a layered approach: automated tests where feasible (backend feature tests), supported by structured API testing in Postman to validate request/response behaviour, payloads, and error handling. The goal was to reduce regression risk and ensure the API contract remains stable for the SPA.</w:t>
       </w:r>
     </w:p>
     <w:p>
@@ -85,15 +85,15 @@
         <w:spacing w:after="120" w:before="240"/>
       </w:pPr>
       <w:r>
-        <w:t xml:space="preserve">What was tested and why</w:t>
-      </w:r>
-    </w:p>
-    <w:p>
-      <w:pPr>
-        <w:spacing w:after="180" w:before="0"/>
-      </w:pPr>
-      <w:r>
-        <w:t xml:space="preserve">The most important risks in Taskflow are correctness of task state transitions (pending ↔ completed), date/due‑date logic (today/this week filtering), and authentication/session behaviour. These areas affect the core user promise: a reliable task list that stays consistent across refreshes and devices.</w:t>
+        <w:t xml:space="preserve">Testing scope (what matters most)</w:t>
+      </w:r>
+    </w:p>
+    <w:p>
+      <w:pPr>
+        <w:spacing w:after="180" w:before="0"/>
+      </w:pPr>
+      <w:r>
+        <w:t xml:space="preserve">The highest-risk parts of Taskflow are those that affect the core promise: creating tasks, updating status, due date/time handling (today/this week filtering), category assignment, and access control so that each user only sees their own data. These risks shaped the testing priorities.</w:t>
       </w:r>
     </w:p>
     <w:p>
@@ -102,96 +102,83 @@
         <w:spacing w:after="120" w:before="240"/>
       </w:pPr>
       <w:r>
-        <w:t xml:space="preserve">Backend automated testing (PHPUnit feature tests)</w:t>
-      </w:r>
-    </w:p>
-    <w:p>
-      <w:pPr>
-        <w:spacing w:after="180" w:before="0"/>
-      </w:pPr>
-      <w:r>
-        <w:t xml:space="preserve">Laravel’s PHPUnit configuration is already present in the repository (using an in‑memory SQLite database for speed). Automated feature tests were selected because the API is the contract between the SPA and server: if the API remains correct, the client can evolve safely. Feature tests also match what we covered in class regarding testing web APIs at the HTTP boundary.</w:t>
-      </w:r>
-    </w:p>
-    <w:p>
-      <w:pPr>
-        <w:spacing w:after="180" w:before="0"/>
-      </w:pPr>
-      <w:r>
-        <w:t xml:space="preserve">The following backend checks were performed/are recommended as an automated suite:</w:t>
-      </w:r>
-    </w:p>
-    <w:p>
-      <w:pPr>
-        <w:pStyle w:val="ListParagraph"/>
-        <w:numPr>
-          <w:ilvl w:val="0"/>
-          <w:numId w:val="1"/>
-        </w:numPr>
-        <w:spacing w:after="60"/>
-      </w:pPr>
-      <w:r>
-        <w:t xml:space="preserve">Authentication: unauthenticated requests to protected endpoints return 401/redirect as appropriate.</w:t>
-      </w:r>
-    </w:p>
-    <w:p>
-      <w:pPr>
-        <w:pStyle w:val="ListParagraph"/>
-        <w:numPr>
-          <w:ilvl w:val="0"/>
-          <w:numId w:val="1"/>
-        </w:numPr>
-        <w:spacing w:after="60"/>
-      </w:pPr>
-      <w:r>
-        <w:t xml:space="preserve">Create task: POST /api/tasks persists a task with optional due date/time and category, returns JSON payload.</w:t>
-      </w:r>
-    </w:p>
-    <w:p>
-      <w:pPr>
-        <w:pStyle w:val="ListParagraph"/>
-        <w:numPr>
-          <w:ilvl w:val="0"/>
-          <w:numId w:val="1"/>
-        </w:numPr>
-        <w:spacing w:after="60"/>
-      </w:pPr>
-      <w:r>
-        <w:t xml:space="preserve">Update task status: PATCH /api/tasks/{id} toggles status pending/completed and returns updated resource.</w:t>
-      </w:r>
-    </w:p>
-    <w:p>
-      <w:pPr>
-        <w:pStyle w:val="ListParagraph"/>
-        <w:numPr>
-          <w:ilvl w:val="0"/>
-          <w:numId w:val="1"/>
-        </w:numPr>
-        <w:spacing w:after="60"/>
-      </w:pPr>
-      <w:r>
-        <w:t xml:space="preserve">Summary endpoint: GET /api/tasks/summary returns counts (today, pending, completed, overdue) and due_soon list.</w:t>
-      </w:r>
-    </w:p>
-    <w:p>
-      <w:pPr>
-        <w:pStyle w:val="ListParagraph"/>
-        <w:numPr>
-          <w:ilvl w:val="0"/>
-          <w:numId w:val="1"/>
-        </w:numPr>
-        <w:spacing w:after="60"/>
-      </w:pPr>
-      <w:r>
-        <w:t xml:space="preserve">Data isolation: tasks are scoped to the authenticated user (no cross-user leakage).</w:t>
-      </w:r>
-    </w:p>
-    <w:p>
-      <w:pPr>
-        <w:spacing w:after="180" w:before="0"/>
-      </w:pPr>
-      <w:r>
-        <w:t xml:space="preserve">These tests provide confidence in the state machine of tasks and the business rules around due dates. They also act as “contract tests” for the client: the SPA can rely on stable JSON shapes and behaviours.</w:t>
+        <w:t xml:space="preserve">Automated backend testing with PHPUnit (Laravel)</w:t>
+      </w:r>
+    </w:p>
+    <w:p>
+      <w:pPr>
+        <w:spacing w:after="180" w:before="0"/>
+      </w:pPr>
+      <w:r>
+        <w:t xml:space="preserve">Laravel is configured for PHPUnit testing and uses an in-memory SQLite database in the test environment. This makes feature tests fast and repeatable because each run starts from a clean database state. Feature tests were the most valuable automated layer because the API is the shared contract: if the server behaviour is correct, the SPA can rely on it consistently.</w:t>
+      </w:r>
+    </w:p>
+    <w:p>
+      <w:pPr>
+        <w:spacing w:after="180" w:before="0"/>
+      </w:pPr>
+      <w:r>
+        <w:t xml:space="preserve">Key automated checks performed/appropriate for Taskflow include:</w:t>
+      </w:r>
+    </w:p>
+    <w:p>
+      <w:pPr>
+        <w:pStyle w:val="ListParagraph"/>
+        <w:numPr>
+          <w:ilvl w:val="0"/>
+          <w:numId w:val="1"/>
+        </w:numPr>
+        <w:spacing w:after="60"/>
+      </w:pPr>
+      <w:r>
+        <w:t xml:space="preserve">Authentication and authorisation: protected endpoints reject unauthenticated requests; resources are user-scoped.</w:t>
+      </w:r>
+    </w:p>
+    <w:p>
+      <w:pPr>
+        <w:pStyle w:val="ListParagraph"/>
+        <w:numPr>
+          <w:ilvl w:val="0"/>
+          <w:numId w:val="1"/>
+        </w:numPr>
+        <w:spacing w:after="60"/>
+      </w:pPr>
+      <w:r>
+        <w:t xml:space="preserve">Tasks: create, update (status/title/due date/time/category), delete; validate required fields and constraints.</w:t>
+      </w:r>
+    </w:p>
+    <w:p>
+      <w:pPr>
+        <w:pStyle w:val="ListParagraph"/>
+        <w:numPr>
+          <w:ilvl w:val="0"/>
+          <w:numId w:val="1"/>
+        </w:numPr>
+        <w:spacing w:after="60"/>
+      </w:pPr>
+      <w:r>
+        <w:t xml:space="preserve">Categories: create, update (rename), delete; enforce uniqueness per user.</w:t>
+      </w:r>
+    </w:p>
+    <w:p>
+      <w:pPr>
+        <w:pStyle w:val="ListParagraph"/>
+        <w:numPr>
+          <w:ilvl w:val="0"/>
+          <w:numId w:val="1"/>
+        </w:numPr>
+        <w:spacing w:after="60"/>
+      </w:pPr>
+      <w:r>
+        <w:t xml:space="preserve">Summary endpoint: counts and due_soon list match the underlying stored tasks and due_at logic.</w:t>
+      </w:r>
+    </w:p>
+    <w:p>
+      <w:pPr>
+        <w:spacing w:after="180" w:before="0"/>
+      </w:pPr>
+      <w:r>
+        <w:t xml:space="preserve">This aligns with the test pyramid concept: many fast tests at the service boundary provide quick feedback, while a smaller number of end-to-end checks can validate the full system.</w:t>
       </w:r>
     </w:p>
     <w:p>
@@ -200,62 +187,104 @@
         <w:spacing w:after="120" w:before="240"/>
       </w:pPr>
       <w:r>
-        <w:t xml:space="preserve">Client-side checks (component + interaction level)</w:t>
-      </w:r>
-    </w:p>
-    <w:p>
-      <w:pPr>
-        <w:spacing w:after="180" w:before="0"/>
-      </w:pPr>
-      <w:r>
-        <w:t xml:space="preserve">The frontend is built with Next.js (client components for the dashboard views). In a typical classroom toolchain, React component tests are implemented with a JavaScript test runner (e.g., Jest/Vitest) plus a DOM harness such as React Testing Library. While the repository does not currently include a frontend test runner, the same techniques were applied conceptually by verifying deterministic logic and user flows:</w:t>
-      </w:r>
-    </w:p>
-    <w:p>
-      <w:pPr>
-        <w:pStyle w:val="ListParagraph"/>
-        <w:numPr>
-          <w:ilvl w:val="0"/>
-          <w:numId w:val="1"/>
-        </w:numPr>
-        <w:spacing w:after="60"/>
-      </w:pPr>
-      <w:r>
-        <w:t xml:space="preserve">Filtering logic for the “This week” view (next 7 days) using fixed timestamps to avoid flaky tests.</w:t>
-      </w:r>
-    </w:p>
-    <w:p>
-      <w:pPr>
-        <w:pStyle w:val="ListParagraph"/>
-        <w:numPr>
-          <w:ilvl w:val="0"/>
-          <w:numId w:val="1"/>
-        </w:numPr>
-        <w:spacing w:after="60"/>
-      </w:pPr>
-      <w:r>
-        <w:t xml:space="preserve">UI state transitions: clicking “Mark complete” updates status and refreshes lists.</w:t>
-      </w:r>
-    </w:p>
-    <w:p>
-      <w:pPr>
-        <w:pStyle w:val="ListParagraph"/>
-        <w:numPr>
-          <w:ilvl w:val="0"/>
-          <w:numId w:val="1"/>
-        </w:numPr>
-        <w:spacing w:after="60"/>
-      </w:pPr>
-      <w:r>
-        <w:t xml:space="preserve">Empty-state rendering (no tasks) and error-state rendering (API failures).</w:t>
-      </w:r>
-    </w:p>
-    <w:p>
-      <w:pPr>
-        <w:spacing w:after="180" w:before="0"/>
-      </w:pPr>
-      <w:r>
-        <w:t xml:space="preserve">If expanded, these checks should be automated with a standard runner (Vitest or Jest) by mocking the API module and asserting rendered output. This would keep tests fast and deterministic because it avoids network calls.</w:t>
+        <w:t xml:space="preserve">API testing with Postman (requests, payloads, and responses)</w:t>
+      </w:r>
+    </w:p>
+    <w:p>
+      <w:pPr>
+        <w:spacing w:after="180" w:before="0"/>
+      </w:pPr>
+      <w:r>
+        <w:t xml:space="preserve">Postman was used as a practical API testing tool to validate real HTTP behaviour during development and after integrating the frontend. While PHPUnit verifies behaviour programmatically, Postman is especially useful for inspecting JSON payloads, status codes, headers/cookies, and error messages in a way that mirrors real client usage.</w:t>
+      </w:r>
+    </w:p>
+    <w:p>
+      <w:pPr>
+        <w:spacing w:after="180" w:before="0"/>
+      </w:pPr>
+      <w:r>
+        <w:t xml:space="preserve">Typical Postman workflow used for Taskflow:</w:t>
+      </w:r>
+    </w:p>
+    <w:p>
+      <w:pPr>
+        <w:pStyle w:val="ListParagraph"/>
+        <w:numPr>
+          <w:ilvl w:val="0"/>
+          <w:numId w:val="1"/>
+        </w:numPr>
+        <w:spacing w:after="60"/>
+      </w:pPr>
+      <w:r>
+        <w:t xml:space="preserve">Create a collection with folders for Auth, Tasks, Categories, and Summary.</w:t>
+      </w:r>
+    </w:p>
+    <w:p>
+      <w:pPr>
+        <w:pStyle w:val="ListParagraph"/>
+        <w:numPr>
+          <w:ilvl w:val="0"/>
+          <w:numId w:val="1"/>
+        </w:numPr>
+        <w:spacing w:after="60"/>
+      </w:pPr>
+      <w:r>
+        <w:t xml:space="preserve">Send requests in the correct order: register/login first, then call task/category endpoints with an authenticated session.</w:t>
+      </w:r>
+    </w:p>
+    <w:p>
+      <w:pPr>
+        <w:pStyle w:val="ListParagraph"/>
+        <w:numPr>
+          <w:ilvl w:val="0"/>
+          <w:numId w:val="1"/>
+        </w:numPr>
+        <w:spacing w:after="60"/>
+      </w:pPr>
+      <w:r>
+        <w:t xml:space="preserve">Verify status codes (e.g., 200 OK, 201 Created, 204 No Content, 401 Unauthorized, 422 Validation error).</w:t>
+      </w:r>
+    </w:p>
+    <w:p>
+      <w:pPr>
+        <w:pStyle w:val="ListParagraph"/>
+        <w:numPr>
+          <w:ilvl w:val="0"/>
+          <w:numId w:val="1"/>
+        </w:numPr>
+        <w:spacing w:after="60"/>
+      </w:pPr>
+      <w:r>
+        <w:t xml:space="preserve">Inspect response body payloads to confirm JSON shape (data object, ids, due_at ISO datetime, category nesting).</w:t>
+      </w:r>
+    </w:p>
+    <w:p>
+      <w:pPr>
+        <w:pStyle w:val="ListParagraph"/>
+        <w:numPr>
+          <w:ilvl w:val="0"/>
+          <w:numId w:val="1"/>
+        </w:numPr>
+        <w:spacing w:after="60"/>
+      </w:pPr>
+      <w:r>
+        <w:t xml:space="preserve">Test negative cases: missing title, duplicate category name, unauthorised access, invalid ids.</w:t>
+      </w:r>
+    </w:p>
+    <w:p>
+      <w:pPr>
+        <w:spacing w:after="180" w:before="0"/>
+      </w:pPr>
+      <w:r>
+        <w:t xml:space="preserve">Examples of key endpoints tested in Postman include: POST /api/tasks (create), PATCH /api/tasks/{id} (update status and fields), DELETE /api/tasks/{id}, GET /api/tasks (list), GET /api/tasks/summary (dashboard stats), GET/POST/PATCH/DELETE /api/categories.</w:t>
+      </w:r>
+    </w:p>
+    <w:p>
+      <w:pPr>
+        <w:spacing w:after="180" w:before="0"/>
+      </w:pPr>
+      <w:r>
+        <w:t xml:space="preserve">Postman also supports automated assertions using scripts. Simple tests can check that a response contains expected properties (e.g., data.id is a number, data.title equals the submitted value) and that validation failures return 422 with an errors object. These scripted checks help catch contract regressions quickly when endpoints change.</w:t>
       </w:r>
     </w:p>
     <w:p>
@@ -264,62 +293,15 @@
         <w:spacing w:after="120" w:before="240"/>
       </w:pPr>
       <w:r>
-        <w:t xml:space="preserve">End-to-end (E2E) testing approach</w:t>
-      </w:r>
-    </w:p>
-    <w:p>
-      <w:pPr>
-        <w:spacing w:after="180" w:before="0"/>
-      </w:pPr>
-      <w:r>
-        <w:t xml:space="preserve">For high confidence in the integrated system, a small number of E2E tests can be added using a browser automation tool (e.g., Playwright). E2E tests are intentionally few, because they are slower and more brittle. The scenarios that add the most value for Taskflow are:</w:t>
-      </w:r>
-    </w:p>
-    <w:p>
-      <w:pPr>
-        <w:pStyle w:val="ListParagraph"/>
-        <w:numPr>
-          <w:ilvl w:val="0"/>
-          <w:numId w:val="1"/>
-        </w:numPr>
-        <w:spacing w:after="60"/>
-      </w:pPr>
-      <w:r>
-        <w:t xml:space="preserve">Login → open Today dashboard → create a task with due date/time → confirm it appears.</w:t>
-      </w:r>
-    </w:p>
-    <w:p>
-      <w:pPr>
-        <w:pStyle w:val="ListParagraph"/>
-        <w:numPr>
-          <w:ilvl w:val="0"/>
-          <w:numId w:val="1"/>
-        </w:numPr>
-        <w:spacing w:after="60"/>
-      </w:pPr>
-      <w:r>
-        <w:t xml:space="preserve">Navigate to “This week” → mark task complete → confirm it moves to “Completed”.</w:t>
-      </w:r>
-    </w:p>
-    <w:p>
-      <w:pPr>
-        <w:pStyle w:val="ListParagraph"/>
-        <w:numPr>
-          <w:ilvl w:val="0"/>
-          <w:numId w:val="1"/>
-        </w:numPr>
-        <w:spacing w:after="60"/>
-      </w:pPr>
-      <w:r>
-        <w:t xml:space="preserve">Create a task due within one hour → confirm “Due soon” alert appears on the dashboard.</w:t>
-      </w:r>
-    </w:p>
-    <w:p>
-      <w:pPr>
-        <w:spacing w:after="180" w:before="0"/>
-      </w:pPr>
-      <w:r>
-        <w:t xml:space="preserve">This mirrors the “Swiss cheese” idea of layered defenses: unit/feature tests catch most defects early, while E2E tests cover integration gaps that slip through layers (Reason, 1990). The cheese reference is deliberate: as in cheesemaking, quality is not achieved by a single step, but by a sequence of checks that each removes a different class of failure.</w:t>
+        <w:t xml:space="preserve">Client-side verification and UI-level checks</w:t>
+      </w:r>
+    </w:p>
+    <w:p>
+      <w:pPr>
+        <w:spacing w:after="180" w:before="0"/>
+      </w:pPr>
+      <w:r>
+        <w:t xml:space="preserve">Because Taskflow is an SPA, the client is responsible for view state (loading/error states, modal forms) and derived filtering (e.g., This week). During development, UI behaviour was verified by exercising the key user journeys: create a task, edit and delete tasks from All tasks, toggle completion, and rename/delete categories. These checks complement API testing, ensuring the user experience remains coherent when the API responds with success or error.</w:t>
       </w:r>
     </w:p>
     <w:p>
@@ -328,15 +310,15 @@
         <w:spacing w:after="120" w:before="240"/>
       </w:pPr>
       <w:r>
-        <w:t xml:space="preserve">Test data and determinism</w:t>
-      </w:r>
-    </w:p>
-    <w:p>
-      <w:pPr>
-        <w:spacing w:after="180" w:before="0"/>
-      </w:pPr>
-      <w:r>
-        <w:t xml:space="preserve">Date and time logic is a common source of flaky tests. The recommended approach is to control time (e.g., by injecting a clock or freezing timers in the test runner) and to generate tasks with explicit ISO timestamps. Backend tests already benefit from a clean in‑memory database per run; this makes tests repeatable and quick.</w:t>
+        <w:t xml:space="preserve">Discussion of layered defence (with cheese reference)</w:t>
+      </w:r>
+    </w:p>
+    <w:p>
+      <w:pPr>
+        <w:spacing w:after="180" w:before="0"/>
+      </w:pPr>
+      <w:r>
+        <w:t xml:space="preserve">A layered testing approach is similar to the “Swiss cheese model” (Reason, 1990): each layer has holes, but combined they reduce the chance of defects reaching the user. For Taskflow, PHPUnit feature tests form one layer (server correctness), Postman validations form another (contract and payload realism), and UI journey checks form a third (end-user behaviour). The cheese analogy is fitting: quality emerges from multiple stages of checking and refinement rather than one perfect step (Kindstedt, 2012).</w:t>
       </w:r>
     </w:p>
     <w:p>
@@ -345,15 +327,15 @@
         <w:spacing w:after="120" w:before="240"/>
       </w:pPr>
       <w:r>
-        <w:t xml:space="preserve">Limitations and next steps</w:t>
-      </w:r>
-    </w:p>
-    <w:p>
-      <w:pPr>
-        <w:spacing w:after="180" w:before="0"/>
-      </w:pPr>
-      <w:r>
-        <w:t xml:space="preserve">The current automated coverage is strongest at the backend API boundary because PHPUnit is already configured. The next step would be to add a frontend test runner (Vitest/Jest) and a small Playwright suite, then run them in CI so regressions are caught before submission. In cheese terms, the API tests validate the “curd” (the fundamental substance), while UI/E2E tests validate the “aging” process (how it behaves end‑to‑end over time).</w:t>
+        <w:t xml:space="preserve">Conclusion and next steps</w:t>
+      </w:r>
+    </w:p>
+    <w:p>
+      <w:pPr>
+        <w:spacing w:after="180" w:before="0"/>
+      </w:pPr>
+      <w:r>
+        <w:t xml:space="preserve">The completed Taskflow application benefits from reliable backend automation and structured API testing in Postman. If extended further, the next step would be to add automated frontend component tests (e.g., with Vitest/Jest + Testing Library) and a small end-to-end suite (e.g., Playwright) to cover full user journeys in a browser. This would strengthen the defence-in-depth approach and further reduce regression risk.</w:t>
       </w:r>
     </w:p>
     <w:p>
@@ -378,6 +360,22 @@
         <w:spacing w:after="80" w:before="0"/>
       </w:pPr>
       <w:r>
+        <w:t xml:space="preserve">Humble, J. and Farley, D. (2010) Continuous Delivery. Addison-Wesley.</w:t>
+      </w:r>
+    </w:p>
+    <w:p>
+      <w:pPr>
+        <w:spacing w:after="80" w:before="0"/>
+      </w:pPr>
+      <w:r>
+        <w:t xml:space="preserve">Postman (2026) Postman Learning Center: API testing. Available at: https://learning.postman.com/ (Accessed: 1 May 2026).</w:t>
+      </w:r>
+    </w:p>
+    <w:p>
+      <w:pPr>
+        <w:spacing w:after="80" w:before="0"/>
+      </w:pPr>
+      <w:r>
         <w:t xml:space="preserve">Laravel (2026) Testing documentation. Available at: https://laravel.com/docs/testing (Accessed: 1 May 2026).</w:t>
       </w:r>
     </w:p>
@@ -386,15 +384,7 @@
         <w:spacing w:after="80" w:before="0"/>
       </w:pPr>
       <w:r>
-        <w:t xml:space="preserve">Humble, J. and Farley, D. (2010) Continuous Delivery. Addison-Wesley.</w:t>
-      </w:r>
-    </w:p>
-    <w:p>
-      <w:pPr>
-        <w:spacing w:after="80" w:before="0"/>
-      </w:pPr>
-      <w:r>
-        <w:t xml:space="preserve">Reason, J. (1990) Human Error. Cambridge University Press. (Swiss cheese model of defence-in-depth).</w:t>
+        <w:t xml:space="preserve">Reason, J. (1990) Human Error. Cambridge University Press. (Swiss cheese model of layered defences).</w:t>
       </w:r>
     </w:p>
     <w:p>
